--- a/GCCWebApp/docs/tracking/2026-09-15-client-letter-amazon-asin-count-and-prod-endpoint.docx
+++ b/GCCWebApp/docs/tracking/2026-09-15-client-letter-amazon-asin-count-and-prod-endpoint.docx
@@ -131,7 +131,27 @@
           <w:color w:val="1A1A1A"/>
           <w:sz w:val="21"/>
         </w:rPr>
-        <w:t xml:space="preserve">The endpoint pages at 100 certificates per call and defaults to page 1, so a call without a page parameter returns a complete, valid response containing about 7,400 distinct ASINs - but that is 100 of 212 certificates. The full feed is </w:t>
+        <w:t xml:space="preserve">The endpoint pages at 100 certificates per call and defaults to page 1, so a call without a page parameter returns a complete, valid response containing about 7,400 distinct ASINs - but that is </w:t>
+      </w:r>
+      <w:r>
+        <w:rPr>
+          <w:rFonts w:ascii="Calibri" w:hAnsi="Calibri"/>
+          <w:b/>
+          <w:i w:val="0"/>
+          <w:color w:val="1A1A1A"/>
+          <w:sz w:val="21"/>
+        </w:rPr>
+        <w:t>100 of the 212 certificates</w:t>
+      </w:r>
+      <w:r>
+        <w:rPr>
+          <w:rFonts w:ascii="Calibri" w:hAnsi="Calibri"/>
+          <w:b w:val="0"/>
+          <w:i w:val="0"/>
+          <w:color w:val="1A1A1A"/>
+          <w:sz w:val="21"/>
+        </w:rPr>
+        <w:t xml:space="preserve"> in the feed. The full feed is </w:t>
       </w:r>
       <w:r>
         <w:rPr>
